--- a/public/exports/documents/services-agreement-sloboda-2026/ref-termination-at-will.docx
+++ b/public/exports/documents/services-agreement-sloboda-2026/ref-termination-at-will.docx
@@ -22,10 +22,10 @@
           <w:b/>
           <w:bCs/>
         </w:rPr>
-        <w:t xml:space="preserve">Term.</w:t>
-      </w:r>
-      <w:r>
-        <w:t xml:space="preserve"> Цей договір набуває чинності від Start date і діє до розірвання будь-якою зі сторін відповідно до умов нижче.</w:t>
+        <w:t xml:space="preserve">Строк дії.</w:t>
+      </w:r>
+      <w:r>
+        <w:t xml:space="preserve"> Цей договір набуває чинності від дати початку і діє до розірвання будь-якою зі сторін відповідно до умов нижче.</w:t>
       </w:r>
     </w:p>
     <w:p>
@@ -64,20 +64,20 @@
           <w:b/>
           <w:bCs/>
         </w:rPr>
-        <w:t xml:space="preserve">Shortened notice.</w:t>
-      </w:r>
-      <w:r>
-        <w:t xml:space="preserve"> Після початкових 30 днів термінового повідомлення, сторони можуть перейти на </w:t>
-      </w:r>
-      <w:r>
-        <w:rPr>
-          <w:b/>
-          <w:bCs/>
-        </w:rPr>
-        <w:t xml:space="preserve">14-денне</w:t>
-      </w:r>
-      <w:r>
-        <w:t xml:space="preserve"> повідомлення для подальших доповнень або розірвань у межах даного договору.</w:t>
+        <w:t xml:space="preserve">Скорочений строк попередження.</w:t>
+      </w:r>
+      <w:r>
+        <w:t xml:space="preserve"> Після початкових 30 днів повідомлення сторони можуть перейти на </w:t>
+      </w:r>
+      <w:r>
+        <w:rPr>
+          <w:b/>
+          <w:bCs/>
+        </w:rPr>
+        <w:t xml:space="preserve">14 днів</w:t>
+      </w:r>
+      <w:r>
+        <w:t xml:space="preserve"> попередження для подальших доповнень або розірвань у межах цього договору.</w:t>
       </w:r>
     </w:p>
     <w:p>
@@ -96,7 +96,7 @@
         <w:jc w:val="both"/>
       </w:pPr>
       <w:r>
-        <w:t xml:space="preserve">Це свідома differenceс порівняно з субпідрядними договорами (де максимум 14 днів). Причини:</w:t>
+        <w:t xml:space="preserve">Це свідома різниця порівняно з субпідрядними договорами (де максимум 14 днів). Причини:</w:t>
       </w:r>
     </w:p>
     <w:p>
@@ -113,19 +113,19 @@
           <w:b/>
           <w:bCs/>
         </w:rPr>
-        <w:t xml:space="preserve">Client-project handover складніший.</w:t>
-      </w:r>
-      <w:r>
-        <w:t xml:space="preserve"> Коли клієнт йде, ми</w:t>
-      </w:r>
-    </w:p>
-    <w:p>
-      <w:pPr>
-        <w:spacing w:after="180"/>
-        <w:jc w:val="both"/>
-      </w:pPr>
-      <w:r>
-        <w:t xml:space="preserve">втрачаємо не одного виконавця, а цілий контекст: документація, кредоли доступу, історія рішень, knowledge про продукт.</w:t>
+        <w:t xml:space="preserve">Передача клієнтського проєкту складніша.</w:t>
+      </w:r>
+      <w:r>
+        <w:t xml:space="preserve"> Коли клієнт йде,</w:t>
+      </w:r>
+    </w:p>
+    <w:p>
+      <w:pPr>
+        <w:spacing w:after="180"/>
+        <w:jc w:val="both"/>
+      </w:pPr>
+      <w:r>
+        <w:t xml:space="preserve">ми втрачаємо не одного виконавця, а цілий контекст: документацію, доступи, історію рішень, знання про продукт.</w:t>
       </w:r>
     </w:p>
     <w:p>
@@ -142,19 +142,19 @@
           <w:b/>
           <w:bCs/>
         </w:rPr>
-        <w:t xml:space="preserve">Revenue planning.</w:t>
-      </w:r>
-      <w:r>
-        <w:t xml:space="preserve"> Клієнтські проекти — це наша виручка.</w:t>
-      </w:r>
-    </w:p>
-    <w:p>
-      <w:pPr>
-        <w:spacing w:after="180"/>
-        <w:jc w:val="both"/>
-      </w:pPr>
-      <w:r>
-        <w:t xml:space="preserve">30 днів дає Finance і Account Management час перепланувати ресурси і знайти заміну.</w:t>
+        <w:t xml:space="preserve">Планування виручки.</w:t>
+      </w:r>
+      <w:r>
+        <w:t xml:space="preserve"> Клієнтські проєкти — це наш дохід.</w:t>
+      </w:r>
+    </w:p>
+    <w:p>
+      <w:pPr>
+        <w:spacing w:after="180"/>
+        <w:jc w:val="both"/>
+      </w:pPr>
+      <w:r>
+        <w:t xml:space="preserve">30 днів дають Finance і Account Management час перепланувати ресурси і знайти заміну.</w:t>
       </w:r>
     </w:p>
     <w:p>
@@ -171,7 +171,7 @@
           <w:b/>
           <w:bCs/>
         </w:rPr>
-        <w:t xml:space="preserve">Reputation.</w:t>
+        <w:t xml:space="preserve">Репутація.</w:t>
       </w:r>
       <w:r>
         <w:t xml:space="preserve"> Різке розірвання клієнтського договору —</w:t>
@@ -193,16 +193,16 @@
         <w:spacing w:after="180" w:before="360"/>
       </w:pPr>
       <w:r>
-        <w:t xml:space="preserve">At-will — чому не "for cause"</w:t>
-      </w:r>
-    </w:p>
-    <w:p>
-      <w:pPr>
-        <w:spacing w:after="180"/>
-        <w:jc w:val="both"/>
-      </w:pPr>
-      <w:r>
-        <w:t xml:space="preserve">В англо-саксонській правовій традиції, at-will termination означає "без необхідності довести, що інша сторона порушила договір". Це </w:t>
+        <w:t xml:space="preserve">At-will — чому не «for cause»</w:t>
+      </w:r>
+    </w:p>
+    <w:p>
+      <w:pPr>
+        <w:spacing w:after="180"/>
+        <w:jc w:val="both"/>
+      </w:pPr>
+      <w:r>
+        <w:t xml:space="preserve">В англо-саксонській правовій традиції at-will termination означає «без необхідності доводити, що інша сторона порушила договір». Це </w:t>
       </w:r>
       <w:r>
         <w:rPr>
@@ -225,7 +225,7 @@
         <w:spacing w:after="60"/>
       </w:pPr>
       <w:r>
-        <w:t xml:space="preserve">Не потрібно заводити спір про те, що саме є breach</w:t>
+        <w:t xml:space="preserve">Не потрібно заводити спір про те, що саме є порушенням</w:t>
       </w:r>
     </w:p>
     <w:p>
@@ -238,7 +238,7 @@
         <w:spacing w:after="60"/>
       </w:pPr>
       <w:r>
-        <w:t xml:space="preserve">Не потрібно документувати specific failures</w:t>
+        <w:t xml:space="preserve">Не потрібно документувати конкретні невиконання</w:t>
       </w:r>
     </w:p>
     <w:p>
@@ -251,16 +251,25 @@
         <w:spacing w:after="60"/>
       </w:pPr>
       <w:r>
-        <w:t xml:space="preserve">Мінімальний ризик litigation над самим фактом розірвання</w:t>
-      </w:r>
-    </w:p>
-    <w:p>
-      <w:pPr>
-        <w:spacing w:after="180"/>
-        <w:jc w:val="both"/>
-      </w:pPr>
-      <w:r>
-        <w:t xml:space="preserve">Натомість, обов'язковий 30-денний notice — це "ціна" такого простого виходу. Обидві сторони отримують передбачуваність в обмін на відсутність необхідності обґрунтовувати.</w:t>
+        <w:t xml:space="preserve">Мінімальний ризик судового процесу над самим фактом</w:t>
+      </w:r>
+    </w:p>
+    <w:p>
+      <w:pPr>
+        <w:spacing w:after="180"/>
+        <w:jc w:val="both"/>
+      </w:pPr>
+      <w:r>
+        <w:t xml:space="preserve">розірвання</w:t>
+      </w:r>
+    </w:p>
+    <w:p>
+      <w:pPr>
+        <w:spacing w:after="180"/>
+        <w:jc w:val="both"/>
+      </w:pPr>
+      <w:r>
+        <w:t xml:space="preserve">Натомість обов'язкові 30 днів попередження — це «ціна» такого простого виходу. Обидві сторони отримують передбачуваність в обмін на відсутність необхідності щось обґрунтовувати.</w:t>
       </w:r>
     </w:p>
     <w:p>
